--- a/templates/raspiska_template.docx
+++ b/templates/raspiska_template.docx
@@ -7,13 +7,18 @@
         <w:spacing w:after="0" w:line="240" w:lineRule="auto"/>
         <w:jc w:val="right"/>
         <w:rPr>
+          <w:rFonts w:ascii="Times New Roman" w:hAnsi="Times New Roman" w:cs="Times New Roman"/>
+          <w:sz w:val="20"/>
+          <w:szCs w:val="20"/>
           <w:lang w:val="ru-RU"/>
         </w:rPr>
       </w:pPr>
       <w:r>
         <w:rPr>
-          <w:rFonts w:eastAsia="Cambria" w:cs="Cambria"/>
+          <w:rFonts w:ascii="Times New Roman" w:eastAsia="Cambria" w:hAnsi="Times New Roman" w:cs="Times New Roman"/>
           <w:i/>
+          <w:sz w:val="20"/>
+          <w:szCs w:val="20"/>
           <w:lang w:val="ru-RU"/>
         </w:rPr>
         <w:t>Приложение № 1</w:t>
@@ -24,13 +29,18 @@
         <w:spacing w:after="0" w:line="240" w:lineRule="auto"/>
         <w:jc w:val="right"/>
         <w:rPr>
+          <w:rFonts w:ascii="Times New Roman" w:hAnsi="Times New Roman" w:cs="Times New Roman"/>
+          <w:sz w:val="20"/>
+          <w:szCs w:val="20"/>
           <w:lang w:val="ru-RU"/>
         </w:rPr>
       </w:pPr>
       <w:r>
         <w:rPr>
-          <w:rFonts w:eastAsia="Cambria" w:cs="Cambria"/>
+          <w:rFonts w:ascii="Times New Roman" w:eastAsia="Cambria" w:hAnsi="Times New Roman" w:cs="Times New Roman"/>
           <w:i/>
+          <w:sz w:val="20"/>
+          <w:szCs w:val="20"/>
           <w:lang w:val="ru-RU"/>
         </w:rPr>
         <w:t>к Акту № {{НОМЕР}} об оказании услуг</w:t>
@@ -41,13 +51,18 @@
         <w:spacing w:after="240" w:line="240" w:lineRule="auto"/>
         <w:jc w:val="right"/>
         <w:rPr>
+          <w:rFonts w:ascii="Times New Roman" w:hAnsi="Times New Roman" w:cs="Times New Roman"/>
+          <w:sz w:val="20"/>
+          <w:szCs w:val="20"/>
           <w:lang w:val="ru-RU"/>
         </w:rPr>
       </w:pPr>
       <w:r>
         <w:rPr>
-          <w:rFonts w:eastAsia="Cambria" w:cs="Cambria"/>
+          <w:rFonts w:ascii="Times New Roman" w:eastAsia="Cambria" w:hAnsi="Times New Roman" w:cs="Times New Roman"/>
           <w:i/>
+          <w:sz w:val="20"/>
+          <w:szCs w:val="20"/>
           <w:lang w:val="ru-RU"/>
         </w:rPr>
         <w:t>от «{{ДЕНЬ_АКТА}}» {{МЕСЯЦ_АКТА}} {{ГОД_АКТА}} г.</w:t>
@@ -57,12 +72,18 @@
       <w:pPr>
         <w:spacing w:after="0" w:line="240" w:lineRule="auto"/>
         <w:jc w:val="center"/>
+        <w:rPr>
+          <w:rFonts w:ascii="Times New Roman" w:hAnsi="Times New Roman" w:cs="Times New Roman"/>
+          <w:sz w:val="24"/>
+          <w:szCs w:val="24"/>
+        </w:rPr>
       </w:pPr>
       <w:r>
         <w:rPr>
-          <w:rFonts w:eastAsia="Cambria" w:cs="Cambria"/>
+          <w:rFonts w:ascii="Times New Roman" w:eastAsia="Cambria" w:hAnsi="Times New Roman" w:cs="Times New Roman"/>
           <w:b/>
           <w:sz w:val="24"/>
+          <w:szCs w:val="24"/>
         </w:rPr>
         <w:t>РАСПИСКА</w:t>
       </w:r>
@@ -71,12 +92,16 @@
       <w:pPr>
         <w:spacing w:after="120" w:line="240" w:lineRule="auto"/>
         <w:jc w:val="center"/>
+        <w:rPr>
+          <w:rFonts w:ascii="Times New Roman" w:hAnsi="Times New Roman" w:cs="Times New Roman"/>
+        </w:rPr>
       </w:pPr>
       <w:r>
         <w:rPr>
-          <w:rFonts w:eastAsia="Cambria" w:cs="Cambria"/>
+          <w:rFonts w:ascii="Times New Roman" w:eastAsia="Cambria" w:hAnsi="Times New Roman" w:cs="Times New Roman"/>
           <w:b/>
-          <w:sz w:val="22"/>
+          <w:sz w:val="24"/>
+          <w:szCs w:val="24"/>
         </w:rPr>
         <w:t>о получении денежных средств</w:t>
       </w:r>
@@ -89,7 +114,7 @@
       </w:tblPr>
       <w:tblGrid>
         <w:gridCol w:w="4535"/>
-        <w:gridCol w:w="4535"/>
+        <w:gridCol w:w="5388"/>
       </w:tblGrid>
       <w:tr>
         <w:tc>
@@ -103,9 +128,18 @@
             </w:tcBorders>
           </w:tcPr>
           <w:p>
+            <w:pPr>
+              <w:rPr>
+                <w:rFonts w:ascii="Times New Roman" w:hAnsi="Times New Roman" w:cs="Times New Roman"/>
+                <w:sz w:val="20"/>
+                <w:szCs w:val="20"/>
+              </w:rPr>
+            </w:pPr>
             <w:r>
               <w:rPr>
-                <w:rFonts w:eastAsia="Cambria" w:cs="Cambria"/>
+                <w:rFonts w:ascii="Times New Roman" w:eastAsia="Cambria" w:hAnsi="Times New Roman" w:cs="Times New Roman"/>
+                <w:sz w:val="20"/>
+                <w:szCs w:val="20"/>
               </w:rPr>
               <w:t>г. Бишкек</w:t>
             </w:r>
@@ -113,7 +147,7 @@
         </w:tc>
         <w:tc>
           <w:tcPr>
-            <w:tcW w:w="4535" w:type="dxa"/>
+            <w:tcW w:w="5388" w:type="dxa"/>
             <w:tcBorders>
               <w:top w:val="nil"/>
               <w:left w:val="nil"/>
@@ -124,12 +158,37 @@
           <w:p>
             <w:pPr>
               <w:jc w:val="right"/>
+              <w:rPr>
+                <w:rFonts w:ascii="Times New Roman" w:hAnsi="Times New Roman" w:cs="Times New Roman"/>
+                <w:sz w:val="20"/>
+                <w:szCs w:val="20"/>
+              </w:rPr>
             </w:pPr>
             <w:r>
               <w:rPr>
-                <w:rFonts w:eastAsia="Cambria" w:cs="Cambria"/>
+                <w:rFonts w:ascii="Times New Roman" w:eastAsia="Cambria" w:hAnsi="Times New Roman" w:cs="Times New Roman"/>
+                <w:sz w:val="20"/>
+                <w:szCs w:val="20"/>
               </w:rPr>
-              <w:t>«{{ДЕНЬ_АКТА}}» {{МЕСЯЦ_АКТА}} {{ГОД_АКТА}} г.</w:t>
+              <w:t>«{{ДЕНЬ_АКТА</w:t>
+            </w:r>
+            <w:proofErr w:type="gramStart"/>
+            <w:r>
+              <w:rPr>
+                <w:rFonts w:ascii="Times New Roman" w:eastAsia="Cambria" w:hAnsi="Times New Roman" w:cs="Times New Roman"/>
+                <w:sz w:val="20"/>
+                <w:szCs w:val="20"/>
+              </w:rPr>
+              <w:t>}}»</w:t>
+            </w:r>
+            <w:proofErr w:type="gramEnd"/>
+            <w:r>
+              <w:rPr>
+                <w:rFonts w:ascii="Times New Roman" w:eastAsia="Cambria" w:hAnsi="Times New Roman" w:cs="Times New Roman"/>
+                <w:sz w:val="20"/>
+                <w:szCs w:val="20"/>
+              </w:rPr>
+              <w:t xml:space="preserve"> {{МЕСЯЦ_АКТА}} {{ГОД_АКТА}} г.</w:t>
             </w:r>
           </w:p>
         </w:tc>
@@ -138,6 +197,11 @@
     <w:p>
       <w:pPr>
         <w:spacing w:after="120" w:line="240" w:lineRule="auto"/>
+        <w:rPr>
+          <w:rFonts w:ascii="Times New Roman" w:hAnsi="Times New Roman" w:cs="Times New Roman"/>
+          <w:sz w:val="20"/>
+          <w:szCs w:val="20"/>
+        </w:rPr>
       </w:pPr>
     </w:p>
     <w:p>
@@ -145,44 +209,39 @@
         <w:spacing w:after="120" w:line="240" w:lineRule="auto"/>
         <w:ind w:firstLine="709"/>
         <w:rPr>
+          <w:rFonts w:ascii="Times New Roman" w:hAnsi="Times New Roman" w:cs="Times New Roman"/>
+          <w:sz w:val="20"/>
+          <w:szCs w:val="20"/>
           <w:lang w:val="ru-RU"/>
         </w:rPr>
       </w:pPr>
       <w:r>
         <w:rPr>
-          <w:rFonts w:eastAsia="Cambria" w:cs="Cambria"/>
+          <w:rFonts w:ascii="Times New Roman" w:eastAsia="Cambria" w:hAnsi="Times New Roman" w:cs="Times New Roman"/>
+          <w:sz w:val="20"/>
+          <w:szCs w:val="20"/>
           <w:lang w:val="ru-RU"/>
         </w:rPr>
-        <w:t>Я, {{ПОЛУЧАТЕЛЬ_БЛОК}}</w:t>
+        <w:t xml:space="preserve">Я, {{ПОЛУЧАТЕЛЬ_БЛОК}}, настоящей распиской подтверждаю, что получил(а) от </w:t>
       </w:r>
       <w:r>
         <w:rPr>
-          <w:rFonts w:eastAsia="Cambria" w:cs="Cambria"/>
-          <w:lang w:val="ru-RU"/>
-        </w:rPr>
-        <w:t xml:space="preserve">, настоящей распиской подтверждаю, что получил(а) от </w:t>
-      </w:r>
-      <w:r>
-        <w:rPr>
-          <w:rFonts w:eastAsia="Cambria" w:cs="Cambria"/>
+          <w:rFonts w:ascii="Times New Roman" w:eastAsia="Cambria" w:hAnsi="Times New Roman" w:cs="Times New Roman"/>
           <w:b/>
+          <w:sz w:val="20"/>
+          <w:szCs w:val="20"/>
           <w:lang w:val="ru-RU"/>
         </w:rPr>
         <w:t>ОсОО «Авто Континент»</w:t>
       </w:r>
       <w:r>
         <w:rPr>
-          <w:rFonts w:eastAsia="Cambria" w:cs="Cambria"/>
+          <w:rFonts w:ascii="Times New Roman" w:eastAsia="Cambria" w:hAnsi="Times New Roman" w:cs="Times New Roman"/>
+          <w:sz w:val="20"/>
+          <w:szCs w:val="20"/>
           <w:lang w:val="ru-RU"/>
         </w:rPr>
-        <w:t xml:space="preserve"> (ИНН: 01905202610324), действующего в качестве Агента по Агентскому договору № {{НОМЕР}} от «{{ДЕНЬ}}» {{МЕСЯЦ}} {{ГОД}} г., заключённому между Агентом и гражданином(кой) РФ (Принци</w:t>
-      </w:r>
-      <w:r>
-        <w:rPr>
-          <w:rFonts w:eastAsia="Cambria" w:cs="Cambria"/>
-          <w:lang w:val="ru-RU"/>
-        </w:rPr>
-        <w:t>палом), наличные денежные средства в сумме:</w:t>
+        <w:t xml:space="preserve"> (ИНН: 01905202610324), действующего в качестве Агента по Агентскому договору № {{НОМЕР}} от «{{ДЕНЬ}}» {{МЕСЯЦ}} {{ГОД}} г., заключённому между Агентом и гражданином(кой) РФ (Принципалом), наличные денежные средства в сумме:</w:t>
       </w:r>
     </w:p>
     <w:p>
@@ -190,13 +249,18 @@
         <w:spacing w:after="120" w:line="240" w:lineRule="auto"/>
         <w:jc w:val="center"/>
         <w:rPr>
+          <w:rFonts w:ascii="Times New Roman" w:hAnsi="Times New Roman" w:cs="Times New Roman"/>
+          <w:sz w:val="20"/>
+          <w:szCs w:val="20"/>
           <w:lang w:val="ru-RU"/>
         </w:rPr>
       </w:pPr>
       <w:r>
         <w:rPr>
-          <w:rFonts w:eastAsia="Cambria" w:cs="Cambria"/>
+          <w:rFonts w:ascii="Times New Roman" w:eastAsia="Cambria" w:hAnsi="Times New Roman" w:cs="Times New Roman"/>
           <w:b/>
+          <w:sz w:val="20"/>
+          <w:szCs w:val="20"/>
           <w:lang w:val="ru-RU"/>
         </w:rPr>
         <w:t>{{СУММА_НАЛИЧНЫМИ}} ({{СУММА_НАЛИЧНЫМИ_ПРОПИСЬЮ}}) {{ВАЛЮТА_НАЛИЧНЫМИ}}</w:t>
@@ -207,50 +271,56 @@
         <w:spacing w:after="120" w:line="240" w:lineRule="auto"/>
         <w:ind w:firstLine="709"/>
         <w:rPr>
+          <w:rFonts w:ascii="Times New Roman" w:hAnsi="Times New Roman" w:cs="Times New Roman"/>
+          <w:sz w:val="20"/>
+          <w:szCs w:val="20"/>
           <w:lang w:val="ru-RU"/>
         </w:rPr>
       </w:pPr>
       <w:r>
         <w:rPr>
-          <w:rFonts w:eastAsia="Cambria" w:cs="Cambria"/>
+          <w:rFonts w:ascii="Times New Roman" w:eastAsia="Cambria" w:hAnsi="Times New Roman" w:cs="Times New Roman"/>
+          <w:sz w:val="20"/>
+          <w:szCs w:val="20"/>
           <w:lang w:val="ru-RU"/>
         </w:rPr>
         <w:t xml:space="preserve">что эквивалентно </w:t>
       </w:r>
       <w:r>
         <w:rPr>
-          <w:rFonts w:eastAsia="Cambria" w:cs="Cambria"/>
+          <w:rFonts w:ascii="Times New Roman" w:eastAsia="Cambria" w:hAnsi="Times New Roman" w:cs="Times New Roman"/>
           <w:b/>
+          <w:sz w:val="20"/>
+          <w:szCs w:val="20"/>
           <w:lang w:val="ru-RU"/>
         </w:rPr>
         <w:t>{{ЦЕНА_ЦИФРАМИ}} ({{ЦЕНА_ПРОПИСЬЮ}}) рублей РФ</w:t>
       </w:r>
       <w:r>
         <w:rPr>
-          <w:rFonts w:eastAsia="Cambria" w:cs="Cambria"/>
+          <w:rFonts w:ascii="Times New Roman" w:eastAsia="Cambria" w:hAnsi="Times New Roman" w:cs="Times New Roman"/>
+          <w:sz w:val="20"/>
+          <w:szCs w:val="20"/>
           <w:lang w:val="ru-RU"/>
         </w:rPr>
         <w:t xml:space="preserve"> по согласованному Сторонами курсу {{КУРС_ДОЛЛАРА}} руб./</w:t>
       </w:r>
       <w:r>
         <w:rPr>
-          <w:rFonts w:eastAsia="Cambria" w:cs="Cambria"/>
+          <w:rFonts w:ascii="Times New Roman" w:eastAsia="Cambria" w:hAnsi="Times New Roman" w:cs="Times New Roman"/>
+          <w:sz w:val="20"/>
+          <w:szCs w:val="20"/>
         </w:rPr>
         <w:t>USD</w:t>
       </w:r>
       <w:r>
         <w:rPr>
-          <w:rFonts w:eastAsia="Cambria" w:cs="Cambria"/>
+          <w:rFonts w:ascii="Times New Roman" w:eastAsia="Cambria" w:hAnsi="Times New Roman" w:cs="Times New Roman"/>
+          <w:sz w:val="20"/>
+          <w:szCs w:val="20"/>
           <w:lang w:val="ru-RU"/>
         </w:rPr>
-        <w:t xml:space="preserve"> на дату получени</w:t>
-      </w:r>
-      <w:r>
-        <w:rPr>
-          <w:rFonts w:eastAsia="Cambria" w:cs="Cambria"/>
-          <w:lang w:val="ru-RU"/>
-        </w:rPr>
-        <w:t>я средств.</w:t>
+        <w:t xml:space="preserve"> на дату получения средств.</w:t>
       </w:r>
     </w:p>
     <w:p>
@@ -258,12 +328,17 @@
         <w:spacing w:after="60" w:line="240" w:lineRule="auto"/>
         <w:ind w:firstLine="709"/>
         <w:rPr>
+          <w:rFonts w:ascii="Times New Roman" w:hAnsi="Times New Roman" w:cs="Times New Roman"/>
+          <w:sz w:val="20"/>
+          <w:szCs w:val="20"/>
           <w:lang w:val="ru-RU"/>
         </w:rPr>
       </w:pPr>
       <w:r>
         <w:rPr>
-          <w:rFonts w:eastAsia="Cambria" w:cs="Cambria"/>
+          <w:rFonts w:ascii="Times New Roman" w:eastAsia="Cambria" w:hAnsi="Times New Roman" w:cs="Times New Roman"/>
+          <w:sz w:val="20"/>
+          <w:szCs w:val="20"/>
           <w:lang w:val="ru-RU"/>
         </w:rPr>
         <w:t>Денежные средства получены в счёт полной оплаты по договору купли-продажи транспортного средства № {{НОМЕР}} от «{{ДЕНЬ}}» {{МЕСЯЦ}} {{ГОД}} г. за транспортное средство:</w:t>
@@ -274,12 +349,17 @@
         <w:spacing w:after="0" w:line="240" w:lineRule="auto"/>
         <w:ind w:firstLine="709"/>
         <w:rPr>
+          <w:rFonts w:ascii="Times New Roman" w:hAnsi="Times New Roman" w:cs="Times New Roman"/>
+          <w:sz w:val="20"/>
+          <w:szCs w:val="20"/>
           <w:lang w:val="ru-RU"/>
         </w:rPr>
       </w:pPr>
       <w:r>
         <w:rPr>
-          <w:rFonts w:eastAsia="Cambria" w:cs="Cambria"/>
+          <w:rFonts w:ascii="Times New Roman" w:eastAsia="Cambria" w:hAnsi="Times New Roman" w:cs="Times New Roman"/>
+          <w:sz w:val="20"/>
+          <w:szCs w:val="20"/>
           <w:lang w:val="ru-RU"/>
         </w:rPr>
         <w:t>Марка, модель: {{МАРКА_МОДЕЛЬ}}</w:t>
@@ -290,45 +370,51 @@
         <w:spacing w:after="120" w:line="240" w:lineRule="auto"/>
         <w:ind w:firstLine="709"/>
         <w:rPr>
+          <w:rFonts w:ascii="Times New Roman" w:hAnsi="Times New Roman" w:cs="Times New Roman"/>
+          <w:sz w:val="20"/>
+          <w:szCs w:val="20"/>
           <w:lang w:val="ru-RU"/>
         </w:rPr>
       </w:pPr>
       <w:r>
         <w:rPr>
-          <w:rFonts w:eastAsia="Cambria" w:cs="Cambria"/>
+          <w:rFonts w:ascii="Times New Roman" w:eastAsia="Cambria" w:hAnsi="Times New Roman" w:cs="Times New Roman"/>
+          <w:sz w:val="20"/>
+          <w:szCs w:val="20"/>
           <w:lang w:val="ru-RU"/>
         </w:rPr>
         <w:t>Идентификационный номер (</w:t>
       </w:r>
       <w:r>
         <w:rPr>
-          <w:rFonts w:eastAsia="Cambria" w:cs="Cambria"/>
+          <w:rFonts w:ascii="Times New Roman" w:eastAsia="Cambria" w:hAnsi="Times New Roman" w:cs="Times New Roman"/>
+          <w:sz w:val="20"/>
+          <w:szCs w:val="20"/>
         </w:rPr>
         <w:t>VIN</w:t>
       </w:r>
       <w:r>
         <w:rPr>
-          <w:rFonts w:eastAsia="Cambria" w:cs="Cambria"/>
+          <w:rFonts w:ascii="Times New Roman" w:eastAsia="Cambria" w:hAnsi="Times New Roman" w:cs="Times New Roman"/>
+          <w:sz w:val="20"/>
+          <w:szCs w:val="20"/>
           <w:lang w:val="ru-RU"/>
         </w:rPr>
-        <w:t xml:space="preserve">): </w:t>
+        <w:t>): {{</w:t>
       </w:r>
       <w:r>
         <w:rPr>
-          <w:rFonts w:eastAsia="Cambria" w:cs="Cambria"/>
-          <w:lang w:val="ru-RU"/>
-        </w:rPr>
-        <w:t>{{</w:t>
-      </w:r>
-      <w:r>
-        <w:rPr>
-          <w:rFonts w:eastAsia="Cambria" w:cs="Cambria"/>
+          <w:rFonts w:ascii="Times New Roman" w:eastAsia="Cambria" w:hAnsi="Times New Roman" w:cs="Times New Roman"/>
+          <w:sz w:val="20"/>
+          <w:szCs w:val="20"/>
         </w:rPr>
         <w:t>VIN</w:t>
       </w:r>
       <w:r>
         <w:rPr>
-          <w:rFonts w:eastAsia="Cambria" w:cs="Cambria"/>
+          <w:rFonts w:ascii="Times New Roman" w:eastAsia="Cambria" w:hAnsi="Times New Roman" w:cs="Times New Roman"/>
+          <w:sz w:val="20"/>
+          <w:szCs w:val="20"/>
           <w:lang w:val="ru-RU"/>
         </w:rPr>
         <w:t>}}</w:t>
@@ -339,19 +425,27 @@
         <w:spacing w:after="360" w:line="240" w:lineRule="auto"/>
         <w:ind w:firstLine="709"/>
         <w:rPr>
+          <w:rFonts w:ascii="Times New Roman" w:hAnsi="Times New Roman" w:cs="Times New Roman"/>
+          <w:sz w:val="20"/>
+          <w:szCs w:val="20"/>
           <w:lang w:val="ru-RU"/>
         </w:rPr>
       </w:pPr>
       <w:r>
         <w:rPr>
-          <w:rFonts w:eastAsia="Cambria" w:cs="Cambria"/>
+          <w:rFonts w:ascii="Times New Roman" w:eastAsia="Cambria" w:hAnsi="Times New Roman" w:cs="Times New Roman"/>
+          <w:sz w:val="20"/>
+          <w:szCs w:val="20"/>
           <w:lang w:val="ru-RU"/>
         </w:rPr>
         <w:t>Расчёт произведён полностью. Претензий к Агенту и Принципалу по сумме, валюте, срокам и порядку оплаты не имею. Настоящая расписка составлена в двух экземплярах — один остаётся у Агента, второй — у лица, получившего денежные средства.</w:t>
       </w:r>
       <w:r>
         <w:rPr>
+          <w:rFonts w:ascii="Times New Roman" w:hAnsi="Times New Roman" w:cs="Times New Roman"/>
           <w:noProof/>
+          <w:sz w:val="20"/>
+          <w:szCs w:val="20"/>
           <w:lang w:val="ru-RU"/>
         </w:rPr>
         <w:t xml:space="preserve"> </w:t>
@@ -361,34 +455,37 @@
       <w:pPr>
         <w:spacing w:after="240" w:line="240" w:lineRule="auto"/>
         <w:rPr>
+          <w:rFonts w:ascii="Times New Roman" w:hAnsi="Times New Roman" w:cs="Times New Roman"/>
+          <w:sz w:val="20"/>
+          <w:szCs w:val="20"/>
           <w:lang w:val="ru-RU"/>
         </w:rPr>
       </w:pPr>
       <w:r>
         <w:rPr>
-          <w:rFonts w:eastAsia="Cambria" w:cs="Cambria"/>
+          <w:rFonts w:ascii="Times New Roman" w:eastAsia="Cambria" w:hAnsi="Times New Roman" w:cs="Times New Roman"/>
+          <w:sz w:val="20"/>
+          <w:szCs w:val="20"/>
           <w:lang w:val="ru-RU"/>
         </w:rPr>
-        <w:t>Денежные сред</w:t>
-      </w:r>
-      <w:r>
-        <w:rPr>
-          <w:rFonts w:eastAsia="Cambria" w:cs="Cambria"/>
-          <w:lang w:val="ru-RU"/>
-        </w:rPr>
-        <w:t>ства получил(а):</w:t>
+        <w:t>Денежные средства получил(а):</w:t>
       </w:r>
     </w:p>
     <w:p>
       <w:pPr>
         <w:spacing w:after="240" w:line="240" w:lineRule="auto"/>
         <w:rPr>
+          <w:rFonts w:ascii="Times New Roman" w:hAnsi="Times New Roman" w:cs="Times New Roman"/>
+          <w:sz w:val="20"/>
+          <w:szCs w:val="20"/>
           <w:lang w:val="ru-RU"/>
         </w:rPr>
       </w:pPr>
       <w:r>
         <w:rPr>
-          <w:rFonts w:eastAsia="Cambria" w:cs="Cambria"/>
+          <w:rFonts w:ascii="Times New Roman" w:eastAsia="Cambria" w:hAnsi="Times New Roman" w:cs="Times New Roman"/>
+          <w:sz w:val="20"/>
+          <w:szCs w:val="20"/>
           <w:lang w:val="ru-RU"/>
         </w:rPr>
         <w:t>_______________________________ / {{ПОЛУЧАТЕЛЬ_ИНИЦИАЛЫ}}</w:t>
@@ -398,12 +495,17 @@
       <w:pPr>
         <w:spacing w:after="0" w:line="240" w:lineRule="auto"/>
         <w:rPr>
+          <w:rFonts w:ascii="Times New Roman" w:hAnsi="Times New Roman" w:cs="Times New Roman"/>
+          <w:sz w:val="20"/>
+          <w:szCs w:val="20"/>
           <w:lang w:val="ru-RU"/>
         </w:rPr>
       </w:pPr>
       <w:r>
         <w:rPr>
-          <w:rFonts w:eastAsia="Cambria" w:cs="Cambria"/>
+          <w:rFonts w:ascii="Times New Roman" w:eastAsia="Cambria" w:hAnsi="Times New Roman" w:cs="Times New Roman"/>
+          <w:sz w:val="20"/>
+          <w:szCs w:val="20"/>
           <w:lang w:val="ru-RU"/>
         </w:rPr>
         <w:t>«{{ДЕНЬ_АКТА}}» {{МЕСЯЦ_АКТА}} {{ГОД_АКТА}} г.</w:t>
@@ -413,6 +515,9 @@
       <w:pPr>
         <w:spacing w:after="240" w:line="240" w:lineRule="auto"/>
         <w:rPr>
+          <w:rFonts w:ascii="Times New Roman" w:hAnsi="Times New Roman" w:cs="Times New Roman"/>
+          <w:sz w:val="20"/>
+          <w:szCs w:val="20"/>
           <w:lang w:val="ru-RU"/>
         </w:rPr>
       </w:pPr>
@@ -421,21 +526,27 @@
       <w:pPr>
         <w:spacing w:after="120" w:line="240" w:lineRule="auto"/>
         <w:rPr>
+          <w:rFonts w:ascii="Times New Roman" w:hAnsi="Times New Roman" w:cs="Times New Roman"/>
+          <w:sz w:val="20"/>
+          <w:szCs w:val="20"/>
           <w:lang w:val="ru-RU"/>
         </w:rPr>
       </w:pPr>
       <w:r>
         <w:rPr>
-          <w:rFonts w:eastAsia="Cambria" w:cs="Cambria"/>
+          <w:rFonts w:ascii="Times New Roman" w:eastAsia="Cambria" w:hAnsi="Times New Roman" w:cs="Times New Roman"/>
+          <w:noProof/>
+          <w:sz w:val="20"/>
+          <w:szCs w:val="20"/>
         </w:rPr>
         <w:drawing>
-          <wp:anchor distT="0" distB="0" distL="114300" distR="114300" simplePos="0" relativeHeight="251713536" behindDoc="0" locked="0" layoutInCell="1" allowOverlap="1" wp14:anchorId="77925BCE" wp14:editId="1F8D183D">
+          <wp:anchor distT="0" distB="0" distL="114300" distR="114300" simplePos="0" relativeHeight="251713536" behindDoc="0" locked="0" layoutInCell="1" allowOverlap="1" wp14:anchorId="77925BCE" wp14:editId="6FC971CD">
             <wp:simplePos x="0" y="0"/>
             <wp:positionH relativeFrom="column">
-              <wp:posOffset>-201295</wp:posOffset>
+              <wp:posOffset>-140335</wp:posOffset>
             </wp:positionH>
             <wp:positionV relativeFrom="paragraph">
-              <wp:posOffset>215900</wp:posOffset>
+              <wp:posOffset>231140</wp:posOffset>
             </wp:positionV>
             <wp:extent cx="1698625" cy="1486535"/>
             <wp:effectExtent l="0" t="0" r="0" b="0"/>
@@ -474,7 +585,9 @@
       </w:r>
       <w:r>
         <w:rPr>
-          <w:rFonts w:eastAsia="Cambria" w:cs="Cambria"/>
+          <w:rFonts w:ascii="Times New Roman" w:eastAsia="Cambria" w:hAnsi="Times New Roman" w:cs="Times New Roman"/>
+          <w:sz w:val="20"/>
+          <w:szCs w:val="20"/>
           <w:lang w:val="ru-RU"/>
         </w:rPr>
         <w:t>Денежные средства передал:</w:t>
@@ -484,21 +597,27 @@
       <w:pPr>
         <w:spacing w:after="120" w:line="240" w:lineRule="auto"/>
         <w:rPr>
+          <w:rFonts w:ascii="Times New Roman" w:hAnsi="Times New Roman" w:cs="Times New Roman"/>
+          <w:sz w:val="20"/>
+          <w:szCs w:val="20"/>
           <w:lang w:val="ru-RU"/>
         </w:rPr>
       </w:pPr>
       <w:r>
         <w:rPr>
-          <w:rFonts w:eastAsia="Cambria" w:cs="Cambria"/>
+          <w:rFonts w:ascii="Times New Roman" w:eastAsia="Cambria" w:hAnsi="Times New Roman" w:cs="Times New Roman"/>
+          <w:noProof/>
+          <w:sz w:val="20"/>
+          <w:szCs w:val="20"/>
         </w:rPr>
         <w:drawing>
-          <wp:anchor distT="0" distB="0" distL="114300" distR="114300" simplePos="0" relativeHeight="251657216" behindDoc="0" locked="0" layoutInCell="1" allowOverlap="1" wp14:anchorId="57DE1786" wp14:editId="7DB2B3D9">
+          <wp:anchor distT="0" distB="0" distL="114300" distR="114300" simplePos="0" relativeHeight="251657216" behindDoc="0" locked="0" layoutInCell="1" allowOverlap="1" wp14:anchorId="57DE1786" wp14:editId="12AD31C0">
             <wp:simplePos x="0" y="0"/>
             <wp:positionH relativeFrom="column">
-              <wp:posOffset>632460</wp:posOffset>
+              <wp:posOffset>1051560</wp:posOffset>
             </wp:positionH>
             <wp:positionV relativeFrom="paragraph">
-              <wp:posOffset>65405</wp:posOffset>
+              <wp:posOffset>95885</wp:posOffset>
             </wp:positionV>
             <wp:extent cx="953770" cy="485775"/>
             <wp:effectExtent l="0" t="0" r="0" b="9525"/>
@@ -537,7 +656,9 @@
       </w:r>
       <w:r>
         <w:rPr>
-          <w:rFonts w:eastAsia="Cambria" w:cs="Cambria"/>
+          <w:rFonts w:ascii="Times New Roman" w:eastAsia="Cambria" w:hAnsi="Times New Roman" w:cs="Times New Roman"/>
+          <w:sz w:val="20"/>
+          <w:szCs w:val="20"/>
           <w:lang w:val="ru-RU"/>
         </w:rPr>
         <w:t>ОсОО «Авто Континент», Генеральный директор</w:t>
@@ -547,12 +668,17 @@
       <w:pPr>
         <w:spacing w:after="120" w:line="240" w:lineRule="auto"/>
         <w:rPr>
+          <w:rFonts w:ascii="Times New Roman" w:hAnsi="Times New Roman" w:cs="Times New Roman"/>
+          <w:sz w:val="20"/>
+          <w:szCs w:val="20"/>
           <w:lang w:val="ru-RU"/>
         </w:rPr>
       </w:pPr>
       <w:r>
         <w:rPr>
-          <w:rFonts w:eastAsia="Cambria" w:cs="Cambria"/>
+          <w:rFonts w:ascii="Times New Roman" w:eastAsia="Cambria" w:hAnsi="Times New Roman" w:cs="Times New Roman"/>
+          <w:sz w:val="20"/>
+          <w:szCs w:val="20"/>
           <w:lang w:val="ru-RU"/>
         </w:rPr>
         <w:t>_______________________________ / Колотовкин И.В.</w:t>
@@ -562,12 +688,17 @@
       <w:pPr>
         <w:spacing w:after="0" w:line="240" w:lineRule="auto"/>
         <w:rPr>
+          <w:rFonts w:ascii="Times New Roman" w:hAnsi="Times New Roman" w:cs="Times New Roman"/>
+          <w:sz w:val="20"/>
+          <w:szCs w:val="20"/>
           <w:lang w:val="ru-RU"/>
         </w:rPr>
       </w:pPr>
       <w:r>
         <w:rPr>
-          <w:rFonts w:eastAsia="Cambria" w:cs="Cambria"/>
+          <w:rFonts w:ascii="Times New Roman" w:eastAsia="Cambria" w:hAnsi="Times New Roman" w:cs="Times New Roman"/>
+          <w:sz w:val="20"/>
+          <w:szCs w:val="20"/>
           <w:lang w:val="ru-RU"/>
         </w:rPr>
         <w:t>М.П.</w:t>
@@ -1219,11 +1350,6 @@
     <w:lsdException w:name="Book Title" w:uiPriority="33" w:qFormat="1"/>
     <w:lsdException w:name="Bibliography" w:semiHidden="1" w:uiPriority="37" w:unhideWhenUsed="1"/>
     <w:lsdException w:name="TOC Heading" w:semiHidden="1" w:uiPriority="39" w:unhideWhenUsed="1" w:qFormat="1"/>
-    <w:lsdException w:name="Plain Table 5" w:semiHidden="1" w:unhideWhenUsed="1"/>
-    <w:lsdException w:name="Grid Table Light" w:semiHidden="1" w:unhideWhenUsed="1"/>
-    <w:lsdException w:name="Grid Table 1 Light" w:semiHidden="1" w:unhideWhenUsed="1"/>
-    <w:lsdException w:name="Grid Table 2" w:semiHidden="1" w:unhideWhenUsed="1"/>
-    <w:lsdException w:name="Grid Table 3" w:semiHidden="1" w:unhideWhenUsed="1"/>
     <w:lsdException w:name="Grid Table 4" w:uiPriority="49"/>
     <w:lsdException w:name="Grid Table 5 Dark" w:uiPriority="50"/>
     <w:lsdException w:name="Grid Table 6 Colorful" w:uiPriority="51"/>

--- a/templates/raspiska_template.docx
+++ b/templates/raspiska_template.docx
@@ -43,7 +43,7 @@
           <w:szCs w:val="20"/>
           <w:lang w:val="ru-RU"/>
         </w:rPr>
-        <w:t>к Акту № {{НОМЕР}} об оказании услуг</w:t>
+        <w:t>к Акту № {{НОМЕР_АКТА}} об оказании услуг</w:t>
       </w:r>
     </w:p>
     <w:p>
@@ -222,7 +222,7 @@
           <w:szCs w:val="20"/>
           <w:lang w:val="ru-RU"/>
         </w:rPr>
-        <w:t xml:space="preserve">Я, {{ПОЛУЧАТЕЛЬ_БЛОК}}, настоящей распиской подтверждаю, что получил(а) от </w:t>
+        <w:t>Я, {{ПОЛУЧАТЕЛЬ_БЛОК}}, настоящей распиской подтверждаю, что получил(а) от ОсОО «Авто Континент» (ИНН: 01905202610324), действующего в качестве Агента по Агентскому договору № {{НОМЕР_ДОГОВОРА}} от «{{ДЕНЬ_ДОГОВОРА}}» {{МЕСЯЦ_ДОГОВОРА}} {{ГОД_ДОГОВОРА}} г., заключённому между Агентом и гражданином(кой) Российской Федерации {{ПОКУПАТЕЛЬ_ФИО}} (Принципалом), наличные денежные средства в сумме:</w:t>
       </w:r>
       <w:r>
         <w:rPr>
@@ -232,7 +232,6 @@
           <w:szCs w:val="20"/>
           <w:lang w:val="ru-RU"/>
         </w:rPr>
-        <w:t>ОсОО «Авто Континент»</w:t>
       </w:r>
       <w:r>
         <w:rPr>
@@ -241,7 +240,6 @@
           <w:szCs w:val="20"/>
           <w:lang w:val="ru-RU"/>
         </w:rPr>
-        <w:t xml:space="preserve"> (ИНН: 01905202610324), действующего в качестве Агента по Агентскому договору № {{НОМЕР}} от «{{ДЕНЬ}}» {{МЕСЯЦ}} {{ГОД}} г., заключённому между Агентом и гражданином(кой) РФ (Принципалом), наличные денежные средства в сумме:</w:t>
       </w:r>
     </w:p>
     <w:p>
@@ -341,7 +339,7 @@
           <w:szCs w:val="20"/>
           <w:lang w:val="ru-RU"/>
         </w:rPr>
-        <w:t>Денежные средства получены в счёт полной оплаты по договору купли-продажи транспортного средства № {{НОМЕР}} от «{{ДЕНЬ}}» {{МЕСЯЦ}} {{ГОД}} г. за транспортное средство:</w:t>
+        <w:t>Денежные средства получены в счёт полной оплаты по договору купли-продажи транспортного средства № {{НОМЕР_ДКП}} от «{{ДЕНЬ_ДКП}}» {{МЕСЯЦ_ДКП}} {{ГОД_ДКП}} г. за транспортное средство:</w:t>
       </w:r>
     </w:p>
     <w:p>

--- a/templates/raspiska_template.docx
+++ b/templates/raspiska_template.docx
@@ -8,6 +8,7 @@
         <w:jc w:val="right"/>
         <w:rPr>
           <w:rFonts w:ascii="Times New Roman" w:hAnsi="Times New Roman" w:cs="Times New Roman"/>
+          <w:iCs/>
           <w:sz w:val="20"/>
           <w:szCs w:val="20"/>
           <w:lang w:val="ru-RU"/>
@@ -16,7 +17,7 @@
       <w:r>
         <w:rPr>
           <w:rFonts w:ascii="Times New Roman" w:eastAsia="Cambria" w:hAnsi="Times New Roman" w:cs="Times New Roman"/>
-          <w:i/>
+          <w:iCs/>
           <w:sz w:val="20"/>
           <w:szCs w:val="20"/>
           <w:lang w:val="ru-RU"/>
@@ -30,6 +31,7 @@
         <w:jc w:val="right"/>
         <w:rPr>
           <w:rFonts w:ascii="Times New Roman" w:hAnsi="Times New Roman" w:cs="Times New Roman"/>
+          <w:iCs/>
           <w:sz w:val="20"/>
           <w:szCs w:val="20"/>
           <w:lang w:val="ru-RU"/>
@@ -38,7 +40,7 @@
       <w:r>
         <w:rPr>
           <w:rFonts w:ascii="Times New Roman" w:eastAsia="Cambria" w:hAnsi="Times New Roman" w:cs="Times New Roman"/>
-          <w:i/>
+          <w:iCs/>
           <w:sz w:val="20"/>
           <w:szCs w:val="20"/>
           <w:lang w:val="ru-RU"/>
@@ -52,6 +54,7 @@
         <w:jc w:val="right"/>
         <w:rPr>
           <w:rFonts w:ascii="Times New Roman" w:hAnsi="Times New Roman" w:cs="Times New Roman"/>
+          <w:iCs/>
           <w:sz w:val="20"/>
           <w:szCs w:val="20"/>
           <w:lang w:val="ru-RU"/>
@@ -60,7 +63,7 @@
       <w:r>
         <w:rPr>
           <w:rFonts w:ascii="Times New Roman" w:eastAsia="Cambria" w:hAnsi="Times New Roman" w:cs="Times New Roman"/>
-          <w:i/>
+          <w:iCs/>
           <w:sz w:val="20"/>
           <w:szCs w:val="20"/>
           <w:lang w:val="ru-RU"/>
@@ -224,23 +227,6 @@
         </w:rPr>
         <w:t>Я, {{ПОЛУЧАТЕЛЬ_БЛОК}}, настоящей распиской подтверждаю, что получил(а) от ОсОО «Авто Континент» (ИНН: 01905202610324), действующего в качестве Агента по Агентскому договору № {{НОМЕР_ДОГОВОРА}} от «{{ДЕНЬ_ДОГОВОРА}}» {{МЕСЯЦ_ДОГОВОРА}} {{ГОД_ДОГОВОРА}} г., заключённому между Агентом и гражданином(кой) Российской Федерации {{ПОКУПАТЕЛЬ_ФИО}} (Принципалом), наличные денежные средства в сумме:</w:t>
       </w:r>
-      <w:r>
-        <w:rPr>
-          <w:rFonts w:ascii="Times New Roman" w:eastAsia="Cambria" w:hAnsi="Times New Roman" w:cs="Times New Roman"/>
-          <w:b/>
-          <w:sz w:val="20"/>
-          <w:szCs w:val="20"/>
-          <w:lang w:val="ru-RU"/>
-        </w:rPr>
-      </w:r>
-      <w:r>
-        <w:rPr>
-          <w:rFonts w:ascii="Times New Roman" w:eastAsia="Cambria" w:hAnsi="Times New Roman" w:cs="Times New Roman"/>
-          <w:sz w:val="20"/>
-          <w:szCs w:val="20"/>
-          <w:lang w:val="ru-RU"/>
-        </w:rPr>
-      </w:r>
     </w:p>
     <w:p>
       <w:pPr>
@@ -282,43 +268,7 @@
           <w:szCs w:val="20"/>
           <w:lang w:val="ru-RU"/>
         </w:rPr>
-        <w:t xml:space="preserve">что эквивалентно </w:t>
-      </w:r>
-      <w:r>
-        <w:rPr>
-          <w:rFonts w:ascii="Times New Roman" w:eastAsia="Cambria" w:hAnsi="Times New Roman" w:cs="Times New Roman"/>
-          <w:b/>
-          <w:sz w:val="20"/>
-          <w:szCs w:val="20"/>
-          <w:lang w:val="ru-RU"/>
-        </w:rPr>
-        <w:t>{{ЦЕНА_ЦИФРАМИ}} ({{ЦЕНА_ПРОПИСЬЮ}}) рублей РФ</w:t>
-      </w:r>
-      <w:r>
-        <w:rPr>
-          <w:rFonts w:ascii="Times New Roman" w:eastAsia="Cambria" w:hAnsi="Times New Roman" w:cs="Times New Roman"/>
-          <w:sz w:val="20"/>
-          <w:szCs w:val="20"/>
-          <w:lang w:val="ru-RU"/>
-        </w:rPr>
-        <w:t xml:space="preserve"> по согласованному Сторонами курсу {{КУРС_ДОЛЛАРА}} руб./</w:t>
-      </w:r>
-      <w:r>
-        <w:rPr>
-          <w:rFonts w:ascii="Times New Roman" w:eastAsia="Cambria" w:hAnsi="Times New Roman" w:cs="Times New Roman"/>
-          <w:sz w:val="20"/>
-          <w:szCs w:val="20"/>
-        </w:rPr>
-        <w:t>USD</w:t>
-      </w:r>
-      <w:r>
-        <w:rPr>
-          <w:rFonts w:ascii="Times New Roman" w:eastAsia="Cambria" w:hAnsi="Times New Roman" w:cs="Times New Roman"/>
-          <w:sz w:val="20"/>
-          <w:szCs w:val="20"/>
-          <w:lang w:val="ru-RU"/>
-        </w:rPr>
-        <w:t xml:space="preserve"> на дату получения средств.</w:t>
+        <w:t>что эквивалентно {{ЦЕНА_ЦИФРАМИ}} ({{ЦЕНА_ПРОПИСЬЮ}}) рублей РФ по согласованному Сторонами курсу {{КУРС_ФАКТИЧЕСКИЙ}} руб./USD на дату получения средств.</w:t>
       </w:r>
     </w:p>
     <w:p>

--- a/templates/raspiska_template.docx
+++ b/templates/raspiska_template.docx
@@ -483,23 +483,43 @@
       <w:r>
         <w:rPr>
           <w:rFonts w:ascii="Times New Roman" w:eastAsia="Cambria" w:hAnsi="Times New Roman" w:cs="Times New Roman"/>
+          <w:sz w:val="20"/>
+          <w:szCs w:val="20"/>
+          <w:lang w:val="ru-RU"/>
+        </w:rPr>
+        <w:t>Денежные средства передал:</w:t>
+      </w:r>
+    </w:p>
+    <w:p>
+      <w:pPr>
+        <w:spacing w:after="120" w:line="240" w:lineRule="auto"/>
+        <w:rPr>
+          <w:rFonts w:ascii="Times New Roman" w:hAnsi="Times New Roman" w:cs="Times New Roman"/>
+          <w:sz w:val="20"/>
+          <w:szCs w:val="20"/>
+          <w:lang w:val="ru-RU"/>
+        </w:rPr>
+      </w:pPr>
+      <w:r>
+        <w:rPr>
+          <w:rFonts w:ascii="Times New Roman" w:eastAsia="Cambria" w:hAnsi="Times New Roman" w:cs="Times New Roman"/>
           <w:noProof/>
           <w:sz w:val="20"/>
           <w:szCs w:val="20"/>
         </w:rPr>
         <w:drawing>
-          <wp:anchor distT="0" distB="0" distL="114300" distR="114300" simplePos="0" relativeHeight="251713536" behindDoc="0" locked="0" layoutInCell="1" allowOverlap="1" wp14:anchorId="77925BCE" wp14:editId="6FC971CD">
+          <wp:anchor distT="0" distB="0" distL="114300" distR="114300" simplePos="0" relativeHeight="251713536" behindDoc="0" locked="0" layoutInCell="1" allowOverlap="1" wp14:anchorId="77925BCE" wp14:editId="48099D2D">
             <wp:simplePos x="0" y="0"/>
             <wp:positionH relativeFrom="column">
-              <wp:posOffset>-140335</wp:posOffset>
+              <wp:posOffset>152763</wp:posOffset>
             </wp:positionH>
             <wp:positionV relativeFrom="paragraph">
-              <wp:posOffset>231140</wp:posOffset>
+              <wp:posOffset>166189</wp:posOffset>
             </wp:positionV>
             <wp:extent cx="1698625" cy="1486535"/>
             <wp:effectExtent l="0" t="0" r="0" b="0"/>
             <wp:wrapNone/>
-            <wp:docPr id="1" name="image2.png"/>
+            <wp:docPr id="1" name="image2.png" descr="stamp"/>
             <wp:cNvGraphicFramePr/>
             <a:graphic xmlns:a="http://schemas.openxmlformats.org/drawingml/2006/main">
               <a:graphicData uri="http://schemas.openxmlformats.org/drawingml/2006/picture">
@@ -534,32 +554,12 @@
       <w:r>
         <w:rPr>
           <w:rFonts w:ascii="Times New Roman" w:eastAsia="Cambria" w:hAnsi="Times New Roman" w:cs="Times New Roman"/>
-          <w:sz w:val="20"/>
-          <w:szCs w:val="20"/>
-          <w:lang w:val="ru-RU"/>
-        </w:rPr>
-        <w:t>Денежные средства передал:</w:t>
-      </w:r>
-    </w:p>
-    <w:p>
-      <w:pPr>
-        <w:spacing w:after="120" w:line="240" w:lineRule="auto"/>
-        <w:rPr>
-          <w:rFonts w:ascii="Times New Roman" w:hAnsi="Times New Roman" w:cs="Times New Roman"/>
-          <w:sz w:val="20"/>
-          <w:szCs w:val="20"/>
-          <w:lang w:val="ru-RU"/>
-        </w:rPr>
-      </w:pPr>
-      <w:r>
-        <w:rPr>
-          <w:rFonts w:ascii="Times New Roman" w:eastAsia="Cambria" w:hAnsi="Times New Roman" w:cs="Times New Roman"/>
           <w:noProof/>
           <w:sz w:val="20"/>
           <w:szCs w:val="20"/>
         </w:rPr>
         <w:drawing>
-          <wp:anchor distT="0" distB="0" distL="114300" distR="114300" simplePos="0" relativeHeight="251657216" behindDoc="0" locked="0" layoutInCell="1" allowOverlap="1" wp14:anchorId="57DE1786" wp14:editId="12AD31C0">
+          <wp:anchor distT="0" distB="0" distL="114300" distR="114300" simplePos="0" relativeHeight="251657216" behindDoc="0" locked="0" layoutInCell="1" allowOverlap="1" wp14:anchorId="57DE1786" wp14:editId="6F331D17">
             <wp:simplePos x="0" y="0"/>
             <wp:positionH relativeFrom="column">
               <wp:posOffset>1051560</wp:posOffset>
@@ -570,7 +570,7 @@
             <wp:extent cx="953770" cy="485775"/>
             <wp:effectExtent l="0" t="0" r="0" b="9525"/>
             <wp:wrapNone/>
-            <wp:docPr id="2" name="image1.png"/>
+            <wp:docPr id="2" name="image1.png" descr="signature"/>
             <wp:cNvGraphicFramePr/>
             <a:graphic xmlns:a="http://schemas.openxmlformats.org/drawingml/2006/main">
               <a:graphicData uri="http://schemas.openxmlformats.org/drawingml/2006/picture">
@@ -635,6 +635,7 @@
     <w:p>
       <w:pPr>
         <w:spacing w:after="0" w:line="240" w:lineRule="auto"/>
+        <w:ind w:left="720" w:firstLine="720"/>
         <w:rPr>
           <w:rFonts w:ascii="Times New Roman" w:hAnsi="Times New Roman" w:cs="Times New Roman"/>
           <w:sz w:val="20"/>

--- a/templates/raspiska_template.docx
+++ b/templates/raspiska_template.docx
@@ -559,7 +559,7 @@
           <w:szCs w:val="20"/>
         </w:rPr>
         <w:drawing>
-          <wp:anchor distT="0" distB="0" distL="114300" distR="114300" simplePos="0" relativeHeight="251657216" behindDoc="0" locked="0" layoutInCell="1" allowOverlap="1" wp14:anchorId="57DE1786" wp14:editId="6F331D17">
+          <wp:anchor distT="0" distB="0" distL="114300" distR="114300" simplePos="0" relativeHeight="251714560" behindDoc="0" locked="0" layoutInCell="1" allowOverlap="1" wp14:anchorId="57DE1786" wp14:editId="2D61FEAD">
             <wp:simplePos x="0" y="0"/>
             <wp:positionH relativeFrom="column">
               <wp:posOffset>1051560</wp:posOffset>
@@ -655,7 +655,7 @@
     </w:p>
     <w:sectPr>
       <w:footerReference w:type="default" r:id="rId10"/>
-      <w:pgSz w:w="12240" w:h="15840"/>
+      <w:pgSz w:w="11906" w:h="16838"/>
       <w:pgMar w:top="1134" w:right="850" w:bottom="1134" w:left="1417" w:header="720" w:footer="720" w:gutter="0"/>
       <w:cols w:space="720"/>
       <w:docGrid w:linePitch="360"/>
